--- a/samples/one-way-nda.docx
+++ b/samples/one-way-nda.docx
@@ -129,7 +129,7 @@
         <w:spacing w:after="160"/>
       </w:pPr>
       <w:r>
-        <w:t xml:space="preserve">The obligations in this Agreement last for {term_years} years from the date above.</w:t>
+        <w:t xml:space="preserve">The obligations in this Agreement last for {term_years} years from the date above. Information that is a trade secret under applicable law stays protected for as long as it remains a trade secret.</w:t>
       </w:r>
     </w:p>
     <w:p>
